--- a/print/letter/four-color-pen--pixel-art.docx
+++ b/print/letter/four-color-pen--pixel-art.docx
@@ -2,7 +2,7 @@
 <file path=word/document.xml><?xml version="1.0" encoding="utf-8"?>
 <w:document xmlns:w="http://schemas.openxmlformats.org/wordprocessingml/2006/main" xmlns:m="http://schemas.openxmlformats.org/officeDocument/2006/math" xmlns:r="http://schemas.openxmlformats.org/officeDocument/2006/relationships" xmlns:o="urn:schemas-microsoft-com:office:office" xmlns:v="urn:schemas-microsoft-com:vml" xmlns:w10="urn:schemas-microsoft-com:office:word" xmlns:a="http://schemas.openxmlformats.org/drawingml/2006/main" xmlns:pic="http://schemas.openxmlformats.org/drawingml/2006/picture" xmlns:wp="http://schemas.openxmlformats.org/drawingml/2006/wordprocessingDrawing">
   <w:body>
-    <w:bookmarkStart w:id="39" w:name="X28c7ef65986e4132d7b0b179d53e394ec14dac3"/>
+    <w:bookmarkStart w:id="42" w:name="X28c7ef65986e4132d7b0b179d53e394ec14dac3"/>
     <w:p>
       <w:pPr>
         <w:pStyle w:val="Heading1"/>
@@ -15,56 +15,18 @@
       <w:pPr>
         <w:pStyle w:val="FirstParagraph"/>
       </w:pPr>
-      <w:r>
-        <w:t xml:space="preserve">⏱️</w:t>
-      </w:r>
-      <w:r>
-        <w:t xml:space="preserve"> </w:t>
-      </w:r>
       <w:r>
         <w:rPr>
           <w:bCs/>
           <w:b/>
         </w:rPr>
-        <w:t xml:space="preserve">20 min</w:t>
+        <w:t xml:space="preserve">⏳ Medium · 25 min</w:t>
       </w:r>
       <w:r>
         <w:t xml:space="preserve"> </w:t>
       </w:r>
       <w:r>
-        <w:t xml:space="preserve">· 🧽 Cleanup</w:t>
-      </w:r>
-      <w:r>
-        <w:t xml:space="preserve"> </w:t>
-      </w:r>
-      <w:r>
-        <w:rPr>
-          <w:bCs/>
-          <w:b/>
-        </w:rPr>
-        <w:t xml:space="preserve">$</w:t>
-      </w:r>
-      <w:r>
-        <w:t xml:space="preserve"> </w:t>
-      </w:r>
-      <w:r>
-        <w:t xml:space="preserve">(Quick wipe (2 min) 🧻) · 👧 Ages</w:t>
-      </w:r>
-      <w:r>
-        <w:t xml:space="preserve"> </w:t>
-      </w:r>
-      <w:r>
-        <w:rPr>
-          <w:bCs/>
-          <w:b/>
-        </w:rPr>
-        <w:t xml:space="preserve">4+</w:t>
-      </w:r>
-      <w:r>
-        <w:t xml:space="preserve"> </w:t>
-      </w:r>
-      <w:r>
-        <w:t xml:space="preserve">· ✏️ Table</w:t>
+        <w:t xml:space="preserve">· ✨ No cleanup · 🤫 Silent · 🏠 Indoor · 👤 Solo · 🎂 Ages 6–11+</w:t>
       </w:r>
     </w:p>
     <w:p>
@@ -373,22 +335,13 @@
     </w:p>
     <w:bookmarkEnd w:id="28"/>
     <w:bookmarkEnd w:id="29"/>
-    <w:bookmarkStart w:id="33" w:name="X90575d67fe14a03ef1898ae2a832688b148a116"/>
+    <w:bookmarkStart w:id="36" w:name="X67012d8413f3110ab14b8e2014e44e49739ed72"/>
     <w:p>
       <w:pPr>
         <w:pStyle w:val="Heading2"/>
       </w:pPr>
       <w:r>
-        <w:t xml:space="preserve">🌟 Level Up</w:t>
-      </w:r>
-    </w:p>
-    <w:bookmarkStart w:id="30" w:name="X7ac29abf67c27e4f28e3ba90c5f047b9d2e7a21"/>
-    <w:p>
-      <w:pPr>
-        <w:pStyle w:val="Heading3"/>
-      </w:pPr>
-      <w:r>
-        <w:t xml:space="preserve">🥉 Easy</w:t>
+        <w:t xml:space="preserve">🎚️ By Age</w:t>
       </w:r>
     </w:p>
     <w:p>
@@ -396,25 +349,7 @@
         <w:pStyle w:val="FirstParagraph"/>
       </w:pPr>
       <w:r>
-        <w:t xml:space="preserve">Copy the ❤️ heart.</w:t>
-      </w:r>
-    </w:p>
-    <w:bookmarkEnd w:id="30"/>
-    <w:bookmarkStart w:id="31" w:name="Xf43672ad423d0282496fbf467992b0f330b443a"/>
-    <w:p>
-      <w:pPr>
-        <w:pStyle w:val="Heading3"/>
-      </w:pPr>
-      <w:r>
-        <w:t xml:space="preserve">🥈 Medium</w:t>
-      </w:r>
-    </w:p>
-    <w:p>
-      <w:pPr>
-        <w:pStyle w:val="FirstParagraph"/>
-      </w:pPr>
-      <w:r>
-        <w:t xml:space="preserve">Copy the 🐟 fish. Then make it</w:t>
+        <w:t xml:space="preserve">🎂 Pick the age. Every age can do the main steps — this is the</w:t>
       </w:r>
       <w:r>
         <w:t xml:space="preserve"> </w:t>
@@ -424,23 +359,73 @@
           <w:bCs/>
           <w:b/>
         </w:rPr>
-        <w:t xml:space="preserve">2 colors</w:t>
-      </w:r>
-      <w:r>
-        <w:t xml:space="preserve"> </w:t>
-      </w:r>
-      <w:r>
-        <w:t xml:space="preserve">your way!</w:t>
+        <w:t xml:space="preserve">extra challenge</w:t>
+      </w:r>
+      <w:r>
+        <w:t xml:space="preserve">.</w:t>
+      </w:r>
+    </w:p>
+    <w:bookmarkStart w:id="30" w:name="Xd9a988c13166dcb49a5852075871601ad97e5df"/>
+    <w:p>
+      <w:pPr>
+        <w:pStyle w:val="Heading3"/>
+      </w:pPr>
+      <w:r>
+        <w:t xml:space="preserve">6️⃣ Age 6</w:t>
+      </w:r>
+    </w:p>
+    <w:p>
+      <w:pPr>
+        <w:pStyle w:val="FirstParagraph"/>
+      </w:pPr>
+      <w:r>
+        <w:t xml:space="preserve">Copy the ❤️ heart.</w:t>
+      </w:r>
+    </w:p>
+    <w:bookmarkEnd w:id="30"/>
+    <w:bookmarkStart w:id="31" w:name="X1dad34a091d90dc09f1f3b2f85b389fb95004f6"/>
+    <w:p>
+      <w:pPr>
+        <w:pStyle w:val="Heading3"/>
+      </w:pPr>
+      <w:r>
+        <w:t xml:space="preserve">7️⃣ Age 7</w:t>
+      </w:r>
+    </w:p>
+    <w:p>
+      <w:pPr>
+        <w:pStyle w:val="FirstParagraph"/>
+      </w:pPr>
+      <w:r>
+        <w:t xml:space="preserve">Copy the 🌲 tree. Two colors!</w:t>
       </w:r>
     </w:p>
     <w:bookmarkEnd w:id="31"/>
-    <w:bookmarkStart w:id="32" w:name="X62a67ac50e3cebf2d23861cbcb09541e5aea6e9"/>
+    <w:bookmarkStart w:id="32" w:name="X97592b81667438caff4f0ed360af5aa72e3327e"/>
     <w:p>
       <w:pPr>
         <w:pStyle w:val="Heading3"/>
       </w:pPr>
       <w:r>
-        <w:t xml:space="preserve">🥇 Hard</w:t>
+        <w:t xml:space="preserve">8️⃣ Age 8</w:t>
+      </w:r>
+    </w:p>
+    <w:p>
+      <w:pPr>
+        <w:pStyle w:val="FirstParagraph"/>
+      </w:pPr>
+      <w:r>
+        <w:t xml:space="preserve">Copy the 🐟 fish. Then recolor it your way.</w:t>
+      </w:r>
+    </w:p>
+    <w:bookmarkEnd w:id="32"/>
+    <w:bookmarkStart w:id="33" w:name="X708f460606dd1a76d0749f0618bc9d68251a2b7"/>
+    <w:p>
+      <w:pPr>
+        <w:pStyle w:val="Heading3"/>
+      </w:pPr>
+      <w:r>
+        <w:t xml:space="preserve">9️⃣ Age 9</w:t>
       </w:r>
     </w:p>
     <w:p>
@@ -452,36 +437,127 @@
           <w:bCs/>
           <w:b/>
         </w:rPr>
-        <w:t xml:space="preserve">Invent your own</w:t>
+        <w:t xml:space="preserve">Design your own</w:t>
       </w:r>
       <w:r>
         <w:t xml:space="preserve"> </w:t>
       </w:r>
       <w:r>
-        <w:t xml:space="preserve">🎨</w:t>
+        <w:t xml:space="preserve">🎨 on the 10 × 10 grid.</w:t>
+      </w:r>
+    </w:p>
+    <w:bookmarkEnd w:id="33"/>
+    <w:bookmarkStart w:id="34" w:name="X8171c026b6d3b019e037d636deb1627bab2ad11"/>
+    <w:p>
+      <w:pPr>
+        <w:pStyle w:val="Heading3"/>
+      </w:pPr>
+      <w:r>
+        <w:t xml:space="preserve">🔟 Age 10</w:t>
+      </w:r>
+    </w:p>
+    <w:p>
+      <w:pPr>
+        <w:pStyle w:val="FirstParagraph"/>
+      </w:pPr>
+      <w:r>
+        <w:rPr>
+          <w:bCs/>
+          <w:b/>
+        </w:rPr>
+        <w:t xml:space="preserve">Pixel code</w:t>
+      </w:r>
+      <w:r>
+        <w:t xml:space="preserve"> </w:t>
+      </w:r>
+      <w:r>
+        <w:t xml:space="preserve">📝</w:t>
       </w:r>
       <w:r>
         <w:br/>
       </w:r>
       <w:r>
-        <w:t xml:space="preserve">Design a pixel picture. Write the code for each row:</w:t>
+        <w:t xml:space="preserve">Write your picture as row codes, like: "Row A: 3 white, 1 green, 3 white".</w:t>
       </w:r>
       <w:r>
         <w:br/>
       </w:r>
       <w:r>
-        <w:t xml:space="preserve">"Row 1: 3 white, 1 green, 3 white"</w:t>
+        <w:t xml:space="preserve">Give it to someone. Can they build it from the code alone?</w:t>
+      </w:r>
+    </w:p>
+    <w:bookmarkEnd w:id="34"/>
+    <w:bookmarkStart w:id="35" w:name="X02bfb3385b20ae9fc9ed6803eef42fea02d2b46"/>
+    <w:p>
+      <w:pPr>
+        <w:pStyle w:val="Heading3"/>
+      </w:pPr>
+      <w:r>
+        <w:t xml:space="preserve">🚀 Age 11+</w:t>
+      </w:r>
+    </w:p>
+    <w:p>
+      <w:pPr>
+        <w:pStyle w:val="FirstParagraph"/>
+      </w:pPr>
+      <w:r>
+        <w:rPr>
+          <w:bCs/>
+          <w:b/>
+        </w:rPr>
+        <w:t xml:space="preserve">Compression</w:t>
+      </w:r>
+      <w:r>
+        <w:t xml:space="preserve"> </w:t>
+      </w:r>
+      <w:r>
+        <w:t xml:space="preserve">💾</w:t>
       </w:r>
       <w:r>
         <w:br/>
       </w:r>
       <w:r>
-        <w:t xml:space="preserve">Give it to a friend. Can they build it from your code?</w:t>
-      </w:r>
-    </w:p>
-    <w:bookmarkEnd w:id="32"/>
-    <w:bookmarkEnd w:id="33"/>
-    <w:bookmarkStart w:id="34" w:name="X9cc3fda027b658f876f44d44ddc22905faccd4e"/>
+        <w:t xml:space="preserve">Write rows short:</w:t>
+      </w:r>
+      <w:r>
+        <w:t xml:space="preserve"> </w:t>
+      </w:r>
+      <w:r>
+        <w:rPr>
+          <w:bCs/>
+          <w:b/>
+        </w:rPr>
+        <w:t xml:space="preserve">3W 1G 3W</w:t>
+      </w:r>
+      <w:r>
+        <w:t xml:space="preserve"> </w:t>
+      </w:r>
+      <w:r>
+        <w:t xml:space="preserve">instead of W W W G W W W.</w:t>
+      </w:r>
+      <w:r>
+        <w:br/>
+      </w:r>
+      <w:r>
+        <w:t xml:space="preserve">Count how many characters you saved. Computers shrink images with this trick (it's called</w:t>
+      </w:r>
+      <w:r>
+        <w:t xml:space="preserve"> </w:t>
+      </w:r>
+      <w:r>
+        <w:rPr>
+          <w:iCs/>
+          <w:i/>
+        </w:rPr>
+        <w:t xml:space="preserve">run-length encoding</w:t>
+      </w:r>
+      <w:r>
+        <w:t xml:space="preserve">).</w:t>
+      </w:r>
+    </w:p>
+    <w:bookmarkEnd w:id="35"/>
+    <w:bookmarkEnd w:id="36"/>
+    <w:bookmarkStart w:id="37" w:name="X9cc3fda027b658f876f44d44ddc22905faccd4e"/>
     <w:p>
       <w:pPr>
         <w:pStyle w:val="Heading2"/>
@@ -539,8 +615,8 @@
         <w:t xml:space="preserve">📐 Rows and columns = how graphs and spreadsheets work too.</w:t>
       </w:r>
     </w:p>
-    <w:bookmarkEnd w:id="34"/>
-    <w:bookmarkStart w:id="35" w:name="X6763fabfd04f5c4a4d62b566a897dedd22150e7"/>
+    <w:bookmarkEnd w:id="37"/>
+    <w:bookmarkStart w:id="38" w:name="X6763fabfd04f5c4a4d62b566a897dedd22150e7"/>
     <w:p>
       <w:pPr>
         <w:pStyle w:val="Heading2"/>
@@ -585,8 +661,8 @@
         <w:t xml:space="preserve">🟩 Ballpoint fills slowly — little kids can do an X or a dot instead of full coloring.</w:t>
       </w:r>
     </w:p>
-    <w:bookmarkEnd w:id="35"/>
-    <w:bookmarkStart w:id="36" w:name="X1e8c337912f0193a41fd873cd12ea5fd283b9ee"/>
+    <w:bookmarkEnd w:id="38"/>
+    <w:bookmarkStart w:id="39" w:name="X1e8c337912f0193a41fd873cd12ea5fd283b9ee"/>
     <w:p>
       <w:pPr>
         <w:pStyle w:val="Heading2"/>
@@ -600,21 +676,11 @@
         <w:pStyle w:val="FirstParagraph"/>
       </w:pPr>
       <w:r>
-        <w:rPr>
-          <w:bCs/>
-          <w:b/>
-        </w:rPr>
-        <w:t xml:space="preserve">$</w:t>
-      </w:r>
-      <w:r>
-        <w:t xml:space="preserve"> </w:t>
-      </w:r>
-      <w:r>
-        <w:t xml:space="preserve">— click the pen closed! 🖊️</w:t>
-      </w:r>
-    </w:p>
-    <w:bookmarkEnd w:id="36"/>
-    <w:bookmarkStart w:id="38" w:name="X50cf555741e6e45190901c440e88d3230da7c1a"/>
+        <w:t xml:space="preserve">click the pen closed! 🖊️</w:t>
+      </w:r>
+    </w:p>
+    <w:bookmarkEnd w:id="39"/>
+    <w:bookmarkStart w:id="41" w:name="X50cf555741e6e45190901c440e88d3230da7c1a"/>
     <w:p>
       <w:pPr>
         <w:pStyle w:val="Heading2"/>
@@ -624,7 +690,7 @@
         <w:t xml:space="preserve">🖨️ Printable</w:t>
       </w:r>
     </w:p>
-    <w:bookmarkStart w:id="37" w:name="X6471e5cf0b9912a4ea90404d56fcf5e7c14f0f0"/>
+    <w:bookmarkStart w:id="40" w:name="X6471e5cf0b9912a4ea90404d56fcf5e7c14f0f0"/>
     <w:p>
       <w:pPr>
         <w:pStyle w:val="Heading3"/>
@@ -1821,9 +1887,9 @@
         <w:t xml:space="preserve">______________________</w:t>
       </w:r>
     </w:p>
-    <w:bookmarkEnd w:id="37"/>
-    <w:bookmarkEnd w:id="38"/>
-    <w:bookmarkEnd w:id="39"/>
+    <w:bookmarkEnd w:id="40"/>
+    <w:bookmarkEnd w:id="41"/>
+    <w:bookmarkEnd w:id="42"/>
     <w:sectPr>
       <w:pgSz w:h="15840" w:w="12240"/>
       <w:pgMar w:bottom="864" w:left="864" w:right="864" w:top="864"/>
